--- a/Intro to AI/Assignment 1/Assignment 1.docx
+++ b/Intro to AI/Assignment 1/Assignment 1.docx
@@ -311,7 +311,7 @@
           <w:rtl w:val="0"/>
           <w:lang w:val="en-US"/>
         </w:rPr>
-        <w:t>3. Generative AI is a type of Artificial Intelligence that generates original content like text or images, while traditional AI use existing data to create predictions or make decisions.</w:t>
+        <w:t>3. Generative AI is a type of Artificial Intelligence that generates original content such as text or images, while traditional AI use existing data to create predictions or make decisions.</w:t>
       </w:r>
     </w:p>
     <w:p>
@@ -395,7 +395,7 @@
           <w:rtl w:val="0"/>
           <w:lang w:val="en-US"/>
         </w:rPr>
-        <w:t>s work to generate content, such as essays and images, without permission or written authorization. From an ethical and societal standpoint, since the AI are being trained on historical data, it can introduce bias and can spread misinformation. For example, ChatGPT is trained in a way to respond to a user based on their emotions, which gives it the ability to give the user misinformation, which in turn can affect the way they think and behave.</w:t>
+        <w:t>s work to generate content, such as essays and images, without permission or written authorization. From an ethical and societal standpoint, since the AI are being trained on historical data, it can introduce bias and can spread misinformation. For example, ChatGPT is trained in a way to respond to a user based on their emotions, which gives it the ability to misinform the user, which in turn can affect the way they think and behave.</w:t>
       </w:r>
     </w:p>
     <w:p>
